--- a/CMA_B1_Ch05_AnswerKeys.docx
+++ b/CMA_B1_Ch05_AnswerKeys.docx
@@ -27,7 +27,7 @@
           <w:sz w:val="20"/>
           <w:szCs w:val="20"/>
         </w:rPr>
-        <w:t xml:space="preserve">The tables and figures · The Statement of Cash Flows · 47 items · keep this sheet separate from the handout</w:t>
+        <w:t xml:space="preserve">Statement of Cash Flows: the figures and the schedules · The Statement of Cash Flows · 47 items · keep this sheet separate from the handout</w:t>
       </w:r>
     </w:p>
     <w:tbl>
@@ -2454,7 +2454,7 @@
           <w:sz w:val="20"/>
           <w:szCs w:val="20"/>
         </w:rPr>
-        <w:t xml:space="preserve">The practice set · The Statement of Cash Flows · 47 items · keep this sheet separate from the handout</w:t>
+        <w:t xml:space="preserve">Statement of Cash Flows: exam practice · The Statement of Cash Flows · 47 items · keep this sheet separate from the handout</w:t>
       </w:r>
     </w:p>
     <w:tbl>
